--- a/docs/レビュー内容まとめ.docx
+++ b/docs/レビュー内容まとめ.docx
@@ -5,83 +5,126 @@
     <w:p>
       <w:pPr>
         <w:pStyle w:val="a3"/>
-      </w:pPr>
-      <w:r>
-        <w:rPr>
-          <w:rFonts w:hint="eastAsia"/>
-        </w:rPr>
-        <w:t>レビュー内容まとめ</w:t>
+        <w:rPr>
+          <w:rFonts w:asciiTheme="minorHAnsi" w:eastAsiaTheme="minorHAnsi" w:hAnsiTheme="minorHAnsi" w:hint="eastAsia"/>
+        </w:rPr>
+      </w:pPr>
+      <w:r>
+        <w:rPr>
+          <w:rFonts w:asciiTheme="minorHAnsi" w:eastAsiaTheme="minorHAnsi" w:hAnsiTheme="minorHAnsi" w:hint="eastAsia"/>
+        </w:rPr>
+        <w:t>修正/調整案</w:t>
       </w:r>
     </w:p>
     <w:p>
-      <w:pPr>
-        <w:rPr>
-          <w:rFonts w:hint="eastAsia"/>
-        </w:rPr>
-      </w:pPr>
+      <w:r>
+        <w:pict w14:anchorId="79F4AE44">
+          <v:rect id="_x0000_i1026" style="width:0;height:1.5pt" o:hralign="center" o:hrstd="t" o:hr="t" fillcolor="#a0a0a0" stroked="f">
+            <v:textbox inset="5.85pt,.7pt,5.85pt,.7pt"/>
+          </v:rect>
+        </w:pict>
+      </w:r>
     </w:p>
     <w:p>
-      <w:r>
-        <w:rPr>
-          <w:rFonts w:hint="eastAsia"/>
-        </w:rPr>
-        <w:t>ファイル名:</w:t>
+      <w:pPr>
+        <w:pStyle w:val="a9"/>
+        <w:numPr>
+          <w:ilvl w:val="0"/>
+          <w:numId w:val="2"/>
+        </w:numPr>
+        <w:rPr>
+          <w:rFonts w:hint="eastAsia"/>
+        </w:rPr>
+      </w:pPr>
+      <w:r>
+        <w:rPr>
+          <w:rFonts w:hint="eastAsia"/>
+        </w:rPr>
+        <w:t>1枚に収めなくても構いません。</w:t>
       </w:r>
     </w:p>
     <w:p>
       <w:pPr>
-        <w:rPr>
-          <w:rFonts w:hint="eastAsia"/>
-        </w:rPr>
-      </w:pPr>
-      <w:r>
-        <w:rPr>
-          <w:rFonts w:hint="eastAsia"/>
-        </w:rPr>
-        <w:t>処理内容:</w:t>
+        <w:pStyle w:val="a9"/>
+        <w:numPr>
+          <w:ilvl w:val="0"/>
+          <w:numId w:val="2"/>
+        </w:numPr>
+      </w:pPr>
+      <w:r>
+        <w:rPr>
+          <w:rFonts w:hint="eastAsia"/>
+        </w:rPr>
+        <w:t>項目が複数ある場合は、それぞれ修正部分と理由を合わせて書いてください。</w:t>
       </w:r>
     </w:p>
     <w:p>
-      <w:r>
-        <w:br/>
-      </w:r>
-      <w:r>
-        <w:rPr>
-          <w:rFonts w:hint="eastAsia"/>
-        </w:rPr>
-        <w:t>1枚に収めなくても構いません。</w:t>
+      <w:pPr>
+        <w:pStyle w:val="a9"/>
+        <w:numPr>
+          <w:ilvl w:val="0"/>
+          <w:numId w:val="2"/>
+        </w:numPr>
+      </w:pPr>
+      <w:r>
+        <w:rPr>
+          <w:rFonts w:hint="eastAsia"/>
+        </w:rPr>
+        <w:t>理由も1行でまとめる必要はなく、思っている内容を記載してください。</w:t>
       </w:r>
     </w:p>
     <w:p>
-      <w:r>
-        <w:rPr>
-          <w:rFonts w:hint="eastAsia"/>
-        </w:rPr>
-        <w:t>項目が複数ある場合は、それぞれ修正部分と理由を合わせて書いてください。</w:t>
+      <w:pPr>
+        <w:pStyle w:val="a9"/>
+        <w:numPr>
+          <w:ilvl w:val="0"/>
+          <w:numId w:val="2"/>
+        </w:numPr>
+        <w:rPr>
+          <w:rFonts w:hint="eastAsia"/>
+        </w:rPr>
+      </w:pPr>
+      <w:r>
+        <w:rPr>
+          <w:rFonts w:hint="eastAsia"/>
+        </w:rPr>
+        <w:t>各項目の内容にも番号を振り、3番目に1-1/2-1などの数字で記載してください。</w:t>
       </w:r>
     </w:p>
     <w:p>
       <w:r>
-        <w:rPr>
-          <w:rFonts w:hint="eastAsia"/>
-        </w:rPr>
-        <w:t>理由も1行でまとめる必要はなく、思っている内容を記載してください。</w:t>
+        <w:pict w14:anchorId="74B65221">
+          <v:rect id="_x0000_i1025" style="width:0;height:1.5pt" o:hralign="center" o:hrstd="t" o:hr="t" fillcolor="#a0a0a0" stroked="f">
+            <v:textbox inset="5.85pt,.7pt,5.85pt,.7pt"/>
+          </v:rect>
+        </w:pict>
       </w:r>
     </w:p>
     <w:p>
-      <w:pPr>
-        <w:rPr>
-          <w:rFonts w:hint="eastAsia"/>
-        </w:rPr>
-      </w:pPr>
-      <w:r>
-        <w:rPr>
-          <w:rFonts w:hint="eastAsia"/>
-        </w:rPr>
-        <w:t>各項目の内容にも番号を振り、3番目に1-1/2-1などの数字で記載してください。</w:t>
-      </w:r>
-      <w:r>
-        <w:br/>
+      <w:r>
+        <w:rPr>
+          <w:rFonts w:hint="eastAsia"/>
+        </w:rPr>
+        <w:t>ファイル名:</w:t>
+      </w:r>
+    </w:p>
+    <w:p>
+      <w:r>
+        <w:rPr>
+          <w:rFonts w:hint="eastAsia"/>
+        </w:rPr>
+        <w:t>処理内容:</w:t>
+      </w:r>
+    </w:p>
+    <w:p/>
+    <w:p/>
+    <w:p>
+      <w:r>
+        <w:pict w14:anchorId="6B5AB662">
+          <v:rect id="_x0000_i1027" style="width:0;height:1.5pt" o:hralign="center" o:hrstd="t" o:hr="t" fillcolor="#a0a0a0" stroked="f">
+            <v:textbox inset="5.85pt,.7pt,5.85pt,.7pt"/>
+          </v:rect>
+        </w:pict>
       </w:r>
     </w:p>
     <w:p>
@@ -183,21 +226,7 @@
           <w:rStyle w:val="10"/>
           <w:rFonts w:hint="eastAsia"/>
         </w:rPr>
-        <w:t>(修正優先度:</w:t>
-      </w:r>
-      <w:r>
-        <w:rPr>
-          <w:rStyle w:val="10"/>
-          <w:rFonts w:hint="eastAsia"/>
-        </w:rPr>
-        <w:t>低</w:t>
-      </w:r>
-      <w:r>
-        <w:rPr>
-          <w:rStyle w:val="10"/>
-          <w:rFonts w:hint="eastAsia"/>
-        </w:rPr>
-        <w:t>)</w:t>
+        <w:t>(修正優先度:低)</w:t>
       </w:r>
       <w:r>
         <w:rPr>
@@ -295,9 +324,6 @@
       <w:pPr>
         <w:pStyle w:val="a9"/>
         <w:ind w:left="360"/>
-        <w:rPr>
-          <w:rFonts w:hint="eastAsia"/>
-        </w:rPr>
       </w:pPr>
     </w:p>
     <w:p>
@@ -325,9 +351,6 @@
       <w:pPr>
         <w:pStyle w:val="a9"/>
         <w:ind w:left="360"/>
-        <w:rPr>
-          <w:rFonts w:hint="eastAsia"/>
-        </w:rPr>
       </w:pPr>
       <w:r>
         <w:rPr>
@@ -455,8 +478,240 @@
       </w:pPr>
     </w:lvl>
   </w:abstractNum>
+  <w:abstractNum w:abstractNumId="1" w15:restartNumberingAfterBreak="0">
+    <w:nsid w:val="30CF3BFA"/>
+    <w:multiLevelType w:val="hybridMultilevel"/>
+    <w:tmpl w:val="517EA3BA"/>
+    <w:lvl w:ilvl="0" w:tplc="04090001">
+      <w:start w:val="1"/>
+      <w:numFmt w:val="bullet"/>
+      <w:lvlText w:val=""/>
+      <w:lvlJc w:val="left"/>
+      <w:pPr>
+        <w:ind w:left="880" w:hanging="440"/>
+      </w:pPr>
+      <w:rPr>
+        <w:rFonts w:ascii="Wingdings" w:hAnsi="Wingdings" w:hint="default"/>
+      </w:rPr>
+    </w:lvl>
+    <w:lvl w:ilvl="1" w:tplc="0409000B" w:tentative="1">
+      <w:start w:val="1"/>
+      <w:numFmt w:val="bullet"/>
+      <w:lvlText w:val=""/>
+      <w:lvlJc w:val="left"/>
+      <w:pPr>
+        <w:ind w:left="1320" w:hanging="440"/>
+      </w:pPr>
+      <w:rPr>
+        <w:rFonts w:ascii="Wingdings" w:hAnsi="Wingdings" w:hint="default"/>
+      </w:rPr>
+    </w:lvl>
+    <w:lvl w:ilvl="2" w:tplc="0409000D" w:tentative="1">
+      <w:start w:val="1"/>
+      <w:numFmt w:val="bullet"/>
+      <w:lvlText w:val=""/>
+      <w:lvlJc w:val="left"/>
+      <w:pPr>
+        <w:ind w:left="1760" w:hanging="440"/>
+      </w:pPr>
+      <w:rPr>
+        <w:rFonts w:ascii="Wingdings" w:hAnsi="Wingdings" w:hint="default"/>
+      </w:rPr>
+    </w:lvl>
+    <w:lvl w:ilvl="3" w:tplc="04090001" w:tentative="1">
+      <w:start w:val="1"/>
+      <w:numFmt w:val="bullet"/>
+      <w:lvlText w:val=""/>
+      <w:lvlJc w:val="left"/>
+      <w:pPr>
+        <w:ind w:left="2200" w:hanging="440"/>
+      </w:pPr>
+      <w:rPr>
+        <w:rFonts w:ascii="Wingdings" w:hAnsi="Wingdings" w:hint="default"/>
+      </w:rPr>
+    </w:lvl>
+    <w:lvl w:ilvl="4" w:tplc="0409000B" w:tentative="1">
+      <w:start w:val="1"/>
+      <w:numFmt w:val="bullet"/>
+      <w:lvlText w:val=""/>
+      <w:lvlJc w:val="left"/>
+      <w:pPr>
+        <w:ind w:left="2640" w:hanging="440"/>
+      </w:pPr>
+      <w:rPr>
+        <w:rFonts w:ascii="Wingdings" w:hAnsi="Wingdings" w:hint="default"/>
+      </w:rPr>
+    </w:lvl>
+    <w:lvl w:ilvl="5" w:tplc="0409000D" w:tentative="1">
+      <w:start w:val="1"/>
+      <w:numFmt w:val="bullet"/>
+      <w:lvlText w:val=""/>
+      <w:lvlJc w:val="left"/>
+      <w:pPr>
+        <w:ind w:left="3080" w:hanging="440"/>
+      </w:pPr>
+      <w:rPr>
+        <w:rFonts w:ascii="Wingdings" w:hAnsi="Wingdings" w:hint="default"/>
+      </w:rPr>
+    </w:lvl>
+    <w:lvl w:ilvl="6" w:tplc="04090001" w:tentative="1">
+      <w:start w:val="1"/>
+      <w:numFmt w:val="bullet"/>
+      <w:lvlText w:val=""/>
+      <w:lvlJc w:val="left"/>
+      <w:pPr>
+        <w:ind w:left="3520" w:hanging="440"/>
+      </w:pPr>
+      <w:rPr>
+        <w:rFonts w:ascii="Wingdings" w:hAnsi="Wingdings" w:hint="default"/>
+      </w:rPr>
+    </w:lvl>
+    <w:lvl w:ilvl="7" w:tplc="0409000B" w:tentative="1">
+      <w:start w:val="1"/>
+      <w:numFmt w:val="bullet"/>
+      <w:lvlText w:val=""/>
+      <w:lvlJc w:val="left"/>
+      <w:pPr>
+        <w:ind w:left="3960" w:hanging="440"/>
+      </w:pPr>
+      <w:rPr>
+        <w:rFonts w:ascii="Wingdings" w:hAnsi="Wingdings" w:hint="default"/>
+      </w:rPr>
+    </w:lvl>
+    <w:lvl w:ilvl="8" w:tplc="0409000D" w:tentative="1">
+      <w:start w:val="1"/>
+      <w:numFmt w:val="bullet"/>
+      <w:lvlText w:val=""/>
+      <w:lvlJc w:val="left"/>
+      <w:pPr>
+        <w:ind w:left="4400" w:hanging="440"/>
+      </w:pPr>
+      <w:rPr>
+        <w:rFonts w:ascii="Wingdings" w:hAnsi="Wingdings" w:hint="default"/>
+      </w:rPr>
+    </w:lvl>
+  </w:abstractNum>
+  <w:abstractNum w:abstractNumId="2" w15:restartNumberingAfterBreak="0">
+    <w:nsid w:val="36412C73"/>
+    <w:multiLevelType w:val="hybridMultilevel"/>
+    <w:tmpl w:val="39D4F424"/>
+    <w:lvl w:ilvl="0" w:tplc="04090001">
+      <w:start w:val="1"/>
+      <w:numFmt w:val="bullet"/>
+      <w:lvlText w:val=""/>
+      <w:lvlJc w:val="left"/>
+      <w:pPr>
+        <w:ind w:left="440" w:hanging="440"/>
+      </w:pPr>
+      <w:rPr>
+        <w:rFonts w:ascii="Wingdings" w:hAnsi="Wingdings" w:hint="default"/>
+      </w:rPr>
+    </w:lvl>
+    <w:lvl w:ilvl="1" w:tplc="0409000B" w:tentative="1">
+      <w:start w:val="1"/>
+      <w:numFmt w:val="bullet"/>
+      <w:lvlText w:val=""/>
+      <w:lvlJc w:val="left"/>
+      <w:pPr>
+        <w:ind w:left="880" w:hanging="440"/>
+      </w:pPr>
+      <w:rPr>
+        <w:rFonts w:ascii="Wingdings" w:hAnsi="Wingdings" w:hint="default"/>
+      </w:rPr>
+    </w:lvl>
+    <w:lvl w:ilvl="2" w:tplc="0409000D" w:tentative="1">
+      <w:start w:val="1"/>
+      <w:numFmt w:val="bullet"/>
+      <w:lvlText w:val=""/>
+      <w:lvlJc w:val="left"/>
+      <w:pPr>
+        <w:ind w:left="1320" w:hanging="440"/>
+      </w:pPr>
+      <w:rPr>
+        <w:rFonts w:ascii="Wingdings" w:hAnsi="Wingdings" w:hint="default"/>
+      </w:rPr>
+    </w:lvl>
+    <w:lvl w:ilvl="3" w:tplc="04090001" w:tentative="1">
+      <w:start w:val="1"/>
+      <w:numFmt w:val="bullet"/>
+      <w:lvlText w:val=""/>
+      <w:lvlJc w:val="left"/>
+      <w:pPr>
+        <w:ind w:left="1760" w:hanging="440"/>
+      </w:pPr>
+      <w:rPr>
+        <w:rFonts w:ascii="Wingdings" w:hAnsi="Wingdings" w:hint="default"/>
+      </w:rPr>
+    </w:lvl>
+    <w:lvl w:ilvl="4" w:tplc="0409000B" w:tentative="1">
+      <w:start w:val="1"/>
+      <w:numFmt w:val="bullet"/>
+      <w:lvlText w:val=""/>
+      <w:lvlJc w:val="left"/>
+      <w:pPr>
+        <w:ind w:left="2200" w:hanging="440"/>
+      </w:pPr>
+      <w:rPr>
+        <w:rFonts w:ascii="Wingdings" w:hAnsi="Wingdings" w:hint="default"/>
+      </w:rPr>
+    </w:lvl>
+    <w:lvl w:ilvl="5" w:tplc="0409000D" w:tentative="1">
+      <w:start w:val="1"/>
+      <w:numFmt w:val="bullet"/>
+      <w:lvlText w:val=""/>
+      <w:lvlJc w:val="left"/>
+      <w:pPr>
+        <w:ind w:left="2640" w:hanging="440"/>
+      </w:pPr>
+      <w:rPr>
+        <w:rFonts w:ascii="Wingdings" w:hAnsi="Wingdings" w:hint="default"/>
+      </w:rPr>
+    </w:lvl>
+    <w:lvl w:ilvl="6" w:tplc="04090001" w:tentative="1">
+      <w:start w:val="1"/>
+      <w:numFmt w:val="bullet"/>
+      <w:lvlText w:val=""/>
+      <w:lvlJc w:val="left"/>
+      <w:pPr>
+        <w:ind w:left="3080" w:hanging="440"/>
+      </w:pPr>
+      <w:rPr>
+        <w:rFonts w:ascii="Wingdings" w:hAnsi="Wingdings" w:hint="default"/>
+      </w:rPr>
+    </w:lvl>
+    <w:lvl w:ilvl="7" w:tplc="0409000B" w:tentative="1">
+      <w:start w:val="1"/>
+      <w:numFmt w:val="bullet"/>
+      <w:lvlText w:val=""/>
+      <w:lvlJc w:val="left"/>
+      <w:pPr>
+        <w:ind w:left="3520" w:hanging="440"/>
+      </w:pPr>
+      <w:rPr>
+        <w:rFonts w:ascii="Wingdings" w:hAnsi="Wingdings" w:hint="default"/>
+      </w:rPr>
+    </w:lvl>
+    <w:lvl w:ilvl="8" w:tplc="0409000D" w:tentative="1">
+      <w:start w:val="1"/>
+      <w:numFmt w:val="bullet"/>
+      <w:lvlText w:val=""/>
+      <w:lvlJc w:val="left"/>
+      <w:pPr>
+        <w:ind w:left="3960" w:hanging="440"/>
+      </w:pPr>
+      <w:rPr>
+        <w:rFonts w:ascii="Wingdings" w:hAnsi="Wingdings" w:hint="default"/>
+      </w:rPr>
+    </w:lvl>
+  </w:abstractNum>
   <w:num w:numId="1" w16cid:durableId="303972880">
     <w:abstractNumId w:val="0"/>
+  </w:num>
+  <w:num w:numId="2" w16cid:durableId="541015128">
+    <w:abstractNumId w:val="2"/>
+  </w:num>
+  <w:num w:numId="3" w16cid:durableId="1677267803">
+    <w:abstractNumId w:val="1"/>
   </w:num>
 </w:numbering>
 </file>
@@ -888,7 +1143,6 @@
     <w:next w:val="a"/>
     <w:link w:val="20"/>
     <w:uiPriority w:val="9"/>
-    <w:semiHidden/>
     <w:unhideWhenUsed/>
     <w:qFormat/>
     <w:rsid w:val="0058045E"/>
@@ -1104,7 +1358,6 @@
     <w:basedOn w:val="a0"/>
     <w:link w:val="2"/>
     <w:uiPriority w:val="9"/>
-    <w:semiHidden/>
     <w:rsid w:val="0058045E"/>
     <w:rPr>
       <w:rFonts w:asciiTheme="majorHAnsi" w:eastAsiaTheme="majorEastAsia" w:hAnsiTheme="majorHAnsi" w:cstheme="majorBidi"/>
